--- a/Modelos/ACT/celeb_act.docx
+++ b/Modelos/ACT/celeb_act.docx
@@ -248,8 +248,6 @@
       <w:r>
         <w:t>”</w:t>
       </w:r>
-      <w:bookmarkStart w:id="0" w:name="_GoBack"/>
-      <w:bookmarkEnd w:id="0"/>
     </w:p>
     <w:p>
       <w:pPr>
@@ -954,21 +952,34 @@
         <w:ind w:left="0" w:hanging="2"/>
         <w:jc w:val="right"/>
       </w:pPr>
-      <w:proofErr w:type="gramStart"/>
+      <w:r>
+        <w:t>COORDENADOR DO PROJETO</w:t>
+      </w:r>
+      <w:r>
+        <w:br/>
+        <w:t xml:space="preserve">NOME: </w:t>
+      </w:r>
       <w:r>
         <w:t xml:space="preserve">{{ </w:t>
       </w:r>
       <w:proofErr w:type="spellStart"/>
       <w:r>
-        <w:t>nome</w:t>
-      </w:r>
-      <w:proofErr w:type="gramEnd"/>
-      <w:r>
-        <w:t>_coord</w:t>
+        <w:t>nome_coord</w:t>
       </w:r>
       <w:proofErr w:type="spellEnd"/>
       <w:r>
-        <w:t xml:space="preserve"> }}  {{ </w:t>
+        <w:t xml:space="preserve"> }}  </w:t>
+      </w:r>
+      <w:r>
+        <w:br/>
+      </w:r>
+      <w:bookmarkStart w:id="0" w:name="_GoBack"/>
+      <w:bookmarkEnd w:id="0"/>
+      <w:r>
+        <w:t xml:space="preserve">SIAPE: </w:t>
+      </w:r>
+      <w:r>
+        <w:t xml:space="preserve">{{ </w:t>
       </w:r>
       <w:proofErr w:type="spellStart"/>
       <w:r>

--- a/Modelos/ACT/celeb_act.docx
+++ b/Modelos/ACT/celeb_act.docx
@@ -217,25 +217,7 @@
         <w:jc w:val="both"/>
       </w:pPr>
       <w:r>
-        <w:t xml:space="preserve">Ressalta-se a necessidade desse </w:t>
-      </w:r>
-      <w:r>
-        <w:t>Termo</w:t>
-      </w:r>
-      <w:r>
-        <w:t>, tendo em vista que sua viabilização é de interesse público, já que o projeto</w:t>
-      </w:r>
-      <w:r>
-        <w:t xml:space="preserve"> como:</w:t>
-      </w:r>
-      <w:r>
-        <w:t xml:space="preserve"> </w:t>
-      </w:r>
-      <w:r>
-        <w:t>“</w:t>
-      </w:r>
-      <w:r>
-        <w:t xml:space="preserve">{{ </w:t>
+        <w:t xml:space="preserve">A celebração deste Termo justifica-se pelo seu manifesto interesse público e institucional, evidenciado pela importância do projeto, que consiste em: “{{ </w:t>
       </w:r>
       <w:proofErr w:type="spellStart"/>
       <w:r>
@@ -243,11 +225,10 @@
       </w:r>
       <w:proofErr w:type="spellEnd"/>
       <w:r>
-        <w:t xml:space="preserve"> }}</w:t>
-      </w:r>
-      <w:r>
-        <w:t>”</w:t>
-      </w:r>
+        <w:t xml:space="preserve"> }}”</w:t>
+      </w:r>
+      <w:bookmarkStart w:id="0" w:name="_GoBack"/>
+      <w:bookmarkEnd w:id="0"/>
     </w:p>
     <w:p>
       <w:pPr>
@@ -972,10 +953,6 @@
       </w:r>
       <w:r>
         <w:br/>
-      </w:r>
-      <w:bookmarkStart w:id="0" w:name="_GoBack"/>
-      <w:bookmarkEnd w:id="0"/>
-      <w:r>
         <w:t xml:space="preserve">SIAPE: </w:t>
       </w:r>
       <w:r>

--- a/Modelos/ACT/celeb_act.docx
+++ b/Modelos/ACT/celeb_act.docx
@@ -128,107 +128,104 @@
         <w:t>UFSM</w:t>
       </w:r>
       <w:r>
-        <w:t xml:space="preserve"> e a </w:t>
-      </w:r>
-      <w:proofErr w:type="gramStart"/>
-      <w:r>
-        <w:rPr>
-          <w:b/>
-        </w:rPr>
-        <w:t>{{ empresa</w:t>
-      </w:r>
-      <w:proofErr w:type="gramEnd"/>
-      <w:r>
-        <w:rPr>
-          <w:b/>
-        </w:rPr>
-        <w:t xml:space="preserve"> }}</w:t>
-      </w:r>
-      <w:r>
-        <w:t xml:space="preserve">, objetivando a execução do Projeto de </w:t>
-      </w:r>
-      <w:r>
         <w:t xml:space="preserve">{{ </w:t>
       </w:r>
       <w:proofErr w:type="spellStart"/>
       <w:r>
-        <w:t>classificacao</w:t>
+        <w:t>texto_empresas</w:t>
       </w:r>
       <w:proofErr w:type="spellEnd"/>
       <w:r>
-        <w:t xml:space="preserve"> }}</w:t>
-      </w:r>
-      <w:r>
-        <w:t xml:space="preserve">, intitulado </w:t>
-      </w:r>
-      <w:r>
-        <w:t>“</w:t>
-      </w:r>
-      <w:r>
-        <w:t xml:space="preserve">{{ </w:t>
-      </w:r>
-      <w:proofErr w:type="spellStart"/>
-      <w:r>
-        <w:t>titulo_projeto</w:t>
-      </w:r>
-      <w:proofErr w:type="spellEnd"/>
-      <w:r>
-        <w:t xml:space="preserve"> }}</w:t>
-      </w:r>
-      <w:r>
-        <w:t xml:space="preserve">”, </w:t>
-      </w:r>
-      <w:r>
-        <w:t xml:space="preserve">registrado no GAP sob o n. </w:t>
-      </w:r>
-      <w:r>
-        <w:t xml:space="preserve">{{ </w:t>
-      </w:r>
-      <w:proofErr w:type="spellStart"/>
-      <w:r>
-        <w:t>n_projeto</w:t>
-      </w:r>
-      <w:proofErr w:type="spellEnd"/>
-      <w:r>
-        <w:t xml:space="preserve"> }}</w:t>
-      </w:r>
-      <w:r>
         <w:t xml:space="preserve"> </w:t>
-      </w:r>
-    </w:p>
-    <w:p>
-      <w:pPr>
-        <w:ind w:leftChars="0" w:left="0" w:firstLineChars="425" w:firstLine="850"/>
-        <w:jc w:val="both"/>
-      </w:pPr>
-    </w:p>
-    <w:p>
-      <w:pPr>
-        <w:widowControl w:val="0"/>
-        <w:pBdr>
-          <w:top w:val="nil"/>
-          <w:left w:val="nil"/>
-          <w:bottom w:val="nil"/>
-          <w:right w:val="nil"/>
-          <w:between w:val="nil"/>
-        </w:pBdr>
-        <w:spacing w:after="120" w:line="276" w:lineRule="auto"/>
-        <w:ind w:leftChars="0" w:left="0" w:firstLineChars="425" w:firstLine="850"/>
-        <w:jc w:val="both"/>
-      </w:pPr>
-      <w:r>
-        <w:t xml:space="preserve">A celebração deste Termo justifica-se pelo seu manifesto interesse público e institucional, evidenciado pela importância do projeto, que consiste em: “{{ </w:t>
-      </w:r>
-      <w:proofErr w:type="spellStart"/>
-      <w:r>
-        <w:t>importancia_projeto</w:t>
-      </w:r>
-      <w:proofErr w:type="spellEnd"/>
-      <w:r>
-        <w:t xml:space="preserve"> }}”</w:t>
       </w:r>
       <w:bookmarkStart w:id="0" w:name="_GoBack"/>
       <w:bookmarkEnd w:id="0"/>
+      <w:r>
+        <w:t>}}</w:t>
+      </w:r>
+      <w:r>
+        <w:t xml:space="preserve">, objetivando a execução do Projeto de </w:t>
+      </w:r>
+      <w:r>
+        <w:t xml:space="preserve">{{ </w:t>
+      </w:r>
+      <w:proofErr w:type="spellStart"/>
+      <w:r>
+        <w:t>classificacao</w:t>
+      </w:r>
+      <w:proofErr w:type="spellEnd"/>
+      <w:r>
+        <w:t xml:space="preserve"> }}</w:t>
+      </w:r>
+      <w:r>
+        <w:t xml:space="preserve">, intitulado </w:t>
+      </w:r>
+      <w:r>
+        <w:t>“</w:t>
+      </w:r>
+      <w:r>
+        <w:t xml:space="preserve">{{ </w:t>
+      </w:r>
+      <w:proofErr w:type="spellStart"/>
+      <w:r>
+        <w:t>titulo_projeto</w:t>
+      </w:r>
+      <w:proofErr w:type="spellEnd"/>
+      <w:r>
+        <w:t xml:space="preserve"> }}</w:t>
+      </w:r>
+      <w:r>
+        <w:t xml:space="preserve">”, </w:t>
+      </w:r>
+      <w:r>
+        <w:t xml:space="preserve">registrado no GAP sob o n. </w:t>
+      </w:r>
+      <w:r>
+        <w:t xml:space="preserve">{{ </w:t>
+      </w:r>
+      <w:proofErr w:type="spellStart"/>
+      <w:r>
+        <w:t>n_projeto</w:t>
+      </w:r>
+      <w:proofErr w:type="spellEnd"/>
+      <w:r>
+        <w:t xml:space="preserve"> }}</w:t>
+      </w:r>
+      <w:r>
+        <w:t xml:space="preserve"> </w:t>
+      </w:r>
+    </w:p>
+    <w:p>
+      <w:pPr>
+        <w:ind w:leftChars="0" w:left="0" w:firstLineChars="425" w:firstLine="850"/>
+        <w:jc w:val="both"/>
+      </w:pPr>
+    </w:p>
+    <w:p>
+      <w:pPr>
+        <w:widowControl w:val="0"/>
+        <w:pBdr>
+          <w:top w:val="nil"/>
+          <w:left w:val="nil"/>
+          <w:bottom w:val="nil"/>
+          <w:right w:val="nil"/>
+          <w:between w:val="nil"/>
+        </w:pBdr>
+        <w:spacing w:after="120" w:line="276" w:lineRule="auto"/>
+        <w:ind w:leftChars="0" w:left="0" w:firstLineChars="425" w:firstLine="850"/>
+        <w:jc w:val="both"/>
+      </w:pPr>
+      <w:r>
+        <w:t xml:space="preserve">A celebração deste Termo justifica-se pelo seu manifesto interesse público e institucional, evidenciado pela importância do projeto, que consiste em: “{{ </w:t>
+      </w:r>
+      <w:proofErr w:type="spellStart"/>
+      <w:r>
+        <w:t>importancia_projeto</w:t>
+      </w:r>
+      <w:proofErr w:type="spellEnd"/>
+      <w:r>
+        <w:t xml:space="preserve"> }}”</w:t>
+      </w:r>
     </w:p>
     <w:p>
       <w:pPr>
